--- a/docs/智项目管理系统操作指导手册.docx
+++ b/docs/智项目管理系统操作指导手册.docx
@@ -105,6 +105,24 @@
           <w:szCs w:val="21"/>
         </w:rPr>
         <w:t xml:space="preserve">• 局域网访问：放行 3000 端口，其他设备访问 http://&lt;服务器IP&gt;:3000。</w:t>
+      </w:r>
+    </w:p>
+    <w:p>
+      <w:r>
+        <w:rPr>
+          <w:sz w:val="21"/>
+          <w:szCs w:val="21"/>
+        </w:rPr>
+        <w:t xml:space="preserve">• 一键后台启动：HarmonyOS/Linux 执行 ./一键启动.sh（自动装依赖并后台运行）；Windows 双击 start-bg.bat（隐藏窗口后台运行）。</w:t>
+      </w:r>
+    </w:p>
+    <w:p>
+      <w:r>
+        <w:rPr>
+          <w:sz w:val="21"/>
+          <w:szCs w:val="21"/>
+        </w:rPr>
+        <w:t xml:space="preserve">• 停止后台服务：Linux 执行 ./stop.sh；Windows 双击 stop.bat。日志位于 data/pms.log。</w:t>
       </w:r>
     </w:p>
     <w:p>

--- a/docs/智项目管理系统操作指导手册.docx
+++ b/docs/智项目管理系统操作指导手册.docx
@@ -8,16 +8,16 @@
         <w:jc w:val="center"/>
       </w:pPr>
       <w:r>
-        <w:t xml:space="preserve">智项目 · 多项目管理系统 V1.0 操作指导手册</w:t>
-      </w:r>
-    </w:p>
-    <w:p>
-      <w:r>
-        <w:rPr>
-          <w:sz w:val="21"/>
-          <w:szCs w:val="21"/>
-        </w:rPr>
-        <w:t xml:space="preserve">本手册适用于 V1.0 交付版本，涵盖系统简介、跨平台部署（Windows x64 / Windows ARM11 / Linux / HarmonyOS 7 PC 浏览器访问）、各模块操作、数据备份与常见问题。</w:t>
+        <w:t xml:space="preserve">智项目 · 多项目管理系统 V1.0.1 操作指导手册</w:t>
+      </w:r>
+    </w:p>
+    <w:p>
+      <w:r>
+        <w:rPr>
+          <w:sz w:val="21"/>
+          <w:szCs w:val="21"/>
+        </w:rPr>
+        <w:t xml:space="preserve">本手册适用于 V1.0.1 交付版本，涵盖系统简介、跨平台部署（Windows x64 / Windows ARM11 / Linux / HarmonyOS 7 PC）、图形化启动界面、各模块操作、数据备份与常见问题。</w:t>
       </w:r>
     </w:p>
     <w:p>
@@ -123,6 +123,15 @@
           <w:szCs w:val="21"/>
         </w:rPr>
         <w:t xml:space="preserve">• 停止后台服务：Linux 执行 ./stop.sh；Windows 双击 stop.bat。日志位于 data/pms.log。</w:t>
+      </w:r>
+    </w:p>
+    <w:p>
+      <w:r>
+        <w:rPr>
+          <w:sz w:val="21"/>
+          <w:szCs w:val="21"/>
+        </w:rPr>
+        <w:t xml:space="preserve">• 图形化启动界面：Windows 双击 启动界面.bat；HarmonyOS/Linux 执行 启动界面.sh。界面提供安装/启动/停止/打开/日志/状态按钮，无需输入命令。</w:t>
       </w:r>
     </w:p>
     <w:p>

--- a/docs/智项目管理系统操作指导手册.docx
+++ b/docs/智项目管理系统操作指导手册.docx
@@ -8,16 +8,16 @@
         <w:jc w:val="center"/>
       </w:pPr>
       <w:r>
-        <w:t xml:space="preserve">智项目 · 多项目管理系统 V1.0.1 操作指导手册</w:t>
-      </w:r>
-    </w:p>
-    <w:p>
-      <w:r>
-        <w:rPr>
-          <w:sz w:val="21"/>
-          <w:szCs w:val="21"/>
-        </w:rPr>
-        <w:t xml:space="preserve">本手册适用于 V1.0.1 交付版本，涵盖系统简介、跨平台部署（Windows x64 / Windows ARM11 / Linux / HarmonyOS 7 PC）、图形化启动界面、各模块操作、数据备份与常见问题。</w:t>
+        <w:t xml:space="preserve">智项目 · 多项目管理系统 V1.0.2 操作指导手册</w:t>
+      </w:r>
+    </w:p>
+    <w:p>
+      <w:r>
+        <w:rPr>
+          <w:sz w:val="21"/>
+          <w:szCs w:val="21"/>
+        </w:rPr>
+        <w:t xml:space="preserve">本手册适用于 V1.0.2 交付版本，涵盖系统简介、跨平台部署（Windows x64 / Windows ARM11 / Linux / HarmonyOS 7 PC）、图形化启动界面、各模块操作、数据备份与常见问题。</w:t>
       </w:r>
     </w:p>
     <w:p>
@@ -132,6 +132,23 @@
           <w:szCs w:val="21"/>
         </w:rPr>
         <w:t xml:space="preserve">• 图形化启动界面：Windows 双击 启动界面.bat；HarmonyOS/Linux 执行 启动界面.sh。界面提供安装/启动/停止/打开/日志/状态按钮，无需输入命令。</w:t>
+      </w:r>
+    </w:p>
+    <w:p>
+      <w:pPr>
+        <w:pStyle w:val="Heading3"/>
+      </w:pPr>
+      <w:r>
+        <w:t xml:space="preserve">HarmonyOS 7 PC 特别说明</w:t>
+      </w:r>
+    </w:p>
+    <w:p>
+      <w:r>
+        <w:rPr>
+          <w:sz w:val="21"/>
+          <w:szCs w:val="21"/>
+        </w:rPr>
+        <w:t xml:space="preserve">鸿蒙 7 PC 基于 OpenHarmony 内核，不能直接运行 Node.js/Linux 脚本，因此 .sh/.bat 在纯鸿蒙环境无法安装与启动。推荐使用浏览器访问：在另一台电脑运行服务端，鸿蒙 PC 打开交付包内「鸿蒙浏览器访问.html」，填入服务器局域网地址（如 http://192.168.1.10:3000），检测连接后打开系统。若鸿蒙 PC 提供 Linux 容器/开发者模式，才可使用 启动界面.sh 本地运行。</w:t>
       </w:r>
     </w:p>
     <w:p>

--- a/docs/智项目管理系统操作指导手册.docx
+++ b/docs/智项目管理系统操作指导手册.docx
@@ -8,16 +8,16 @@
         <w:jc w:val="center"/>
       </w:pPr>
       <w:r>
-        <w:t xml:space="preserve">智项目 · 多项目管理系统 V1.0.2 操作指导手册</w:t>
-      </w:r>
-    </w:p>
-    <w:p>
-      <w:r>
-        <w:rPr>
-          <w:sz w:val="21"/>
-          <w:szCs w:val="21"/>
-        </w:rPr>
-        <w:t xml:space="preserve">本手册适用于 V1.0.2 交付版本，涵盖系统简介、跨平台部署（Windows x64 / Windows ARM11 / Linux / HarmonyOS 7 PC）、图形化启动界面、各模块操作、数据备份与常见问题。</w:t>
+        <w:t xml:space="preserve">智项目 · 多项目管理系统 V1.0.3 操作指导手册</w:t>
+      </w:r>
+    </w:p>
+    <w:p>
+      <w:r>
+        <w:rPr>
+          <w:sz w:val="21"/>
+          <w:szCs w:val="21"/>
+        </w:rPr>
+        <w:t xml:space="preserve">本手册适用于 V1.0.3 交付版本，涵盖系统简介、跨平台部署（Windows x64 / Windows ARM11 / Linux / HarmonyOS 7 PC）、图形化启动界面、各模块操作、数据备份与常见问题。</w:t>
       </w:r>
     </w:p>
     <w:p>
@@ -429,7 +429,7 @@
           <w:sz w:val="21"/>
           <w:szCs w:val="21"/>
         </w:rPr>
-        <w:t xml:space="preserve">• 端口被占用：Windows 使用 set PORT=3001 &amp;&amp; npm start；Linux 使用 PORT=3001 npm start。</w:t>
+        <w:t xml:space="preserve">• 端口被占用：V1.0.3 起自动尝试 3001、3002…；也可手动指定端口。</w:t>
       </w:r>
     </w:p>
     <w:p>
